--- a/Lab_1_4/laratornaya_rabota_1_4.docx
+++ b/Lab_1_4/laratornaya_rabota_1_4.docx
@@ -315,8 +315,6 @@
         </w:rPr>
         <w:t>.4</w:t>
       </w:r>
-      <w:bookmarkStart w:id="0" w:name="_GoBack"/>
-      <w:bookmarkEnd w:id="0"/>
     </w:p>
     <w:p>
       <w:pPr>
@@ -1447,7 +1445,7 @@
           <w:szCs w:val="20"/>
           <w:lang w:eastAsia="ru-RU"/>
         </w:rPr>
-        <w:t>5</w:t>
+        <w:t>6</w:t>
       </w:r>
       <w:r>
         <w:rPr>
@@ -1566,9 +1564,10 @@
       <w:r>
         <w:rPr>
           <w:rFonts w:ascii="Times New Roman" w:hAnsi="Times New Roman" w:cs="Times New Roman"/>
-          <w:sz w:val="28"/>
-          <w:szCs w:val="28"/>
-          <w:lang w:val="en-US"/>
+          <w:noProof/>
+          <w:sz w:val="28"/>
+          <w:szCs w:val="28"/>
+          <w:lang w:eastAsia="ru-RU"/>
         </w:rPr>
         <w:drawing>
           <wp:inline distT="0" distB="0" distL="0" distR="0" wp14:anchorId="09D6969D" wp14:editId="07210C23">
@@ -1647,8 +1646,10 @@
       <w:r>
         <w:rPr>
           <w:rFonts w:ascii="Times New Roman" w:hAnsi="Times New Roman" w:cs="Times New Roman"/>
-          <w:sz w:val="28"/>
-          <w:szCs w:val="28"/>
+          <w:noProof/>
+          <w:sz w:val="28"/>
+          <w:szCs w:val="28"/>
+          <w:lang w:eastAsia="ru-RU"/>
         </w:rPr>
         <w:lastRenderedPageBreak/>
         <w:drawing>
@@ -1736,8 +1737,10 @@
       <w:r>
         <w:rPr>
           <w:rFonts w:ascii="Times New Roman" w:hAnsi="Times New Roman" w:cs="Times New Roman"/>
-          <w:sz w:val="28"/>
-          <w:szCs w:val="28"/>
+          <w:noProof/>
+          <w:sz w:val="28"/>
+          <w:szCs w:val="28"/>
+          <w:lang w:eastAsia="ru-RU"/>
         </w:rPr>
         <w:drawing>
           <wp:inline distT="0" distB="0" distL="0" distR="0" wp14:anchorId="312D6A71" wp14:editId="551B86AE">
@@ -1848,8 +1851,10 @@
       <w:r>
         <w:rPr>
           <w:rFonts w:ascii="Times New Roman" w:hAnsi="Times New Roman" w:cs="Times New Roman"/>
-          <w:sz w:val="28"/>
-          <w:szCs w:val="28"/>
+          <w:noProof/>
+          <w:sz w:val="28"/>
+          <w:szCs w:val="28"/>
+          <w:lang w:eastAsia="ru-RU"/>
         </w:rPr>
         <w:lastRenderedPageBreak/>
         <w:drawing>
@@ -1945,8 +1950,10 @@
       <w:r>
         <w:rPr>
           <w:rFonts w:ascii="Times New Roman" w:hAnsi="Times New Roman" w:cs="Times New Roman"/>
-          <w:sz w:val="28"/>
-          <w:szCs w:val="28"/>
+          <w:noProof/>
+          <w:sz w:val="28"/>
+          <w:szCs w:val="28"/>
+          <w:lang w:eastAsia="ru-RU"/>
         </w:rPr>
         <w:drawing>
           <wp:inline distT="0" distB="0" distL="0" distR="0" wp14:anchorId="31DF5AE3" wp14:editId="1890ECD5">
@@ -2033,8 +2040,10 @@
       <w:r>
         <w:rPr>
           <w:rFonts w:ascii="Times New Roman" w:hAnsi="Times New Roman" w:cs="Times New Roman"/>
-          <w:sz w:val="28"/>
-          <w:szCs w:val="28"/>
+          <w:noProof/>
+          <w:sz w:val="28"/>
+          <w:szCs w:val="28"/>
+          <w:lang w:eastAsia="ru-RU"/>
         </w:rPr>
         <w:drawing>
           <wp:inline distT="0" distB="0" distL="0" distR="0" wp14:anchorId="73929890" wp14:editId="08EF89D3">
@@ -2121,8 +2130,10 @@
       <w:r>
         <w:rPr>
           <w:rFonts w:ascii="Times New Roman" w:hAnsi="Times New Roman" w:cs="Times New Roman"/>
-          <w:sz w:val="28"/>
-          <w:szCs w:val="28"/>
+          <w:noProof/>
+          <w:sz w:val="28"/>
+          <w:szCs w:val="28"/>
+          <w:lang w:eastAsia="ru-RU"/>
         </w:rPr>
         <w:lastRenderedPageBreak/>
         <w:drawing>
@@ -2178,15 +2189,7 @@
           <w:sz w:val="28"/>
           <w:szCs w:val="28"/>
         </w:rPr>
-        <w:t>Рисунок</w:t>
-      </w:r>
-      <w:r>
-        <w:rPr>
-          <w:rFonts w:ascii="Times New Roman" w:hAnsi="Times New Roman" w:cs="Times New Roman"/>
-          <w:sz w:val="28"/>
-          <w:szCs w:val="28"/>
-        </w:rPr>
-        <w:t xml:space="preserve"> 7</w:t>
+        <w:t>Рисунок 7</w:t>
       </w:r>
       <w:r>
         <w:rPr>
@@ -2218,8 +2221,10 @@
       <w:r>
         <w:rPr>
           <w:rFonts w:ascii="Times New Roman" w:hAnsi="Times New Roman" w:cs="Times New Roman"/>
-          <w:sz w:val="28"/>
-          <w:szCs w:val="28"/>
+          <w:noProof/>
+          <w:sz w:val="28"/>
+          <w:szCs w:val="28"/>
+          <w:lang w:eastAsia="ru-RU"/>
         </w:rPr>
         <w:drawing>
           <wp:inline distT="0" distB="0" distL="0" distR="0" wp14:anchorId="57C18357" wp14:editId="1883DBAA">
@@ -2290,15 +2295,7 @@
           <w:sz w:val="28"/>
           <w:szCs w:val="28"/>
         </w:rPr>
-        <w:t>Чистая прибыль выш</w:t>
-      </w:r>
-      <w:r>
-        <w:rPr>
-          <w:rFonts w:ascii="Times New Roman" w:hAnsi="Times New Roman" w:cs="Times New Roman"/>
-          <w:sz w:val="28"/>
-          <w:szCs w:val="28"/>
-        </w:rPr>
-        <w:t>е медианы</w:t>
+        <w:t>Чистая прибыль выше медианы</w:t>
       </w:r>
     </w:p>
     <w:p>
@@ -2314,8 +2311,10 @@
       <w:r>
         <w:rPr>
           <w:rFonts w:ascii="Times New Roman" w:hAnsi="Times New Roman" w:cs="Times New Roman"/>
-          <w:sz w:val="28"/>
-          <w:szCs w:val="28"/>
+          <w:noProof/>
+          <w:sz w:val="28"/>
+          <w:szCs w:val="28"/>
+          <w:lang w:eastAsia="ru-RU"/>
         </w:rPr>
         <w:lastRenderedPageBreak/>
         <w:drawing>
@@ -2371,15 +2370,7 @@
           <w:sz w:val="28"/>
           <w:szCs w:val="28"/>
         </w:rPr>
-        <w:t>Рисунок</w:t>
-      </w:r>
-      <w:r>
-        <w:rPr>
-          <w:rFonts w:ascii="Times New Roman" w:hAnsi="Times New Roman" w:cs="Times New Roman"/>
-          <w:sz w:val="28"/>
-          <w:szCs w:val="28"/>
-        </w:rPr>
-        <w:t xml:space="preserve"> 8</w:t>
+        <w:t>Рисунок 8</w:t>
       </w:r>
       <w:r>
         <w:rPr>
@@ -2422,8 +2413,10 @@
       <w:r>
         <w:rPr>
           <w:rFonts w:ascii="Times New Roman" w:hAnsi="Times New Roman" w:cs="Times New Roman"/>
-          <w:sz w:val="28"/>
-          <w:szCs w:val="28"/>
+          <w:noProof/>
+          <w:sz w:val="28"/>
+          <w:szCs w:val="28"/>
+          <w:lang w:eastAsia="ru-RU"/>
         </w:rPr>
         <w:drawing>
           <wp:inline distT="0" distB="0" distL="0" distR="0" wp14:anchorId="4A04FF79" wp14:editId="3CC9919C">
@@ -2478,15 +2471,7 @@
           <w:sz w:val="28"/>
           <w:szCs w:val="28"/>
         </w:rPr>
-        <w:t>Рисунок</w:t>
-      </w:r>
-      <w:r>
-        <w:rPr>
-          <w:rFonts w:ascii="Times New Roman" w:hAnsi="Times New Roman" w:cs="Times New Roman"/>
-          <w:sz w:val="28"/>
-          <w:szCs w:val="28"/>
-        </w:rPr>
-        <w:t xml:space="preserve"> 9</w:t>
+        <w:t>Рисунок 9</w:t>
       </w:r>
       <w:r>
         <w:rPr>
@@ -2527,7 +2512,7 @@
     <w:p>
       <w:pPr>
         <w:spacing w:after="0" w:line="360" w:lineRule="auto"/>
-        <w:jc w:val="center"/>
+        <w:jc w:val="both"/>
         <w:rPr>
           <w:rFonts w:ascii="Times New Roman" w:hAnsi="Times New Roman" w:cs="Times New Roman"/>
           <w:sz w:val="28"/>
@@ -2538,14 +2523,74 @@
     <w:p>
       <w:pPr>
         <w:spacing w:after="0" w:line="360" w:lineRule="auto"/>
-        <w:ind w:firstLine="709"/>
         <w:jc w:val="both"/>
         <w:rPr>
           <w:rFonts w:ascii="Times New Roman" w:hAnsi="Times New Roman" w:cs="Times New Roman"/>
-          <w:sz w:val="28"/>
-          <w:szCs w:val="28"/>
-        </w:rPr>
-      </w:pPr>
+          <w:b/>
+          <w:sz w:val="28"/>
+          <w:szCs w:val="28"/>
+        </w:rPr>
+      </w:pPr>
+      <w:r>
+        <w:rPr>
+          <w:rFonts w:ascii="Times New Roman" w:hAnsi="Times New Roman" w:cs="Times New Roman"/>
+          <w:b/>
+          <w:sz w:val="28"/>
+          <w:szCs w:val="28"/>
+        </w:rPr>
+        <w:t>Вывод:</w:t>
+      </w:r>
+      <w:r>
+        <w:rPr>
+          <w:rFonts w:ascii="Times New Roman" w:hAnsi="Times New Roman" w:cs="Times New Roman"/>
+          <w:b/>
+          <w:sz w:val="28"/>
+          <w:szCs w:val="28"/>
+        </w:rPr>
+        <w:t xml:space="preserve"> </w:t>
+      </w:r>
+      <w:r>
+        <w:rPr>
+          <w:rFonts w:ascii="Times New Roman" w:hAnsi="Times New Roman" w:cs="Times New Roman"/>
+          <w:sz w:val="28"/>
+          <w:szCs w:val="28"/>
+        </w:rPr>
+        <w:t xml:space="preserve">Освоены </w:t>
+      </w:r>
+      <w:r>
+        <w:rPr>
+          <w:rFonts w:ascii="Times New Roman" w:hAnsi="Times New Roman" w:cs="Times New Roman"/>
+          <w:sz w:val="28"/>
+          <w:szCs w:val="28"/>
+        </w:rPr>
+        <w:t xml:space="preserve">инструменты визуализации данных </w:t>
+      </w:r>
+      <w:r>
+        <w:rPr>
+          <w:rFonts w:ascii="Times New Roman" w:hAnsi="Times New Roman" w:cs="Times New Roman"/>
+          <w:sz w:val="28"/>
+          <w:szCs w:val="28"/>
+        </w:rPr>
+        <w:t>в Power BI Desktop с использованием редактора Power Query</w:t>
+      </w:r>
+      <w:r>
+        <w:rPr>
+          <w:rFonts w:ascii="Times New Roman" w:hAnsi="Times New Roman" w:cs="Times New Roman"/>
+          <w:sz w:val="28"/>
+          <w:szCs w:val="28"/>
+        </w:rPr>
+        <w:t>.</w:t>
+      </w:r>
+      <w:r>
+        <w:rPr>
+          <w:rFonts w:ascii="Times New Roman" w:hAnsi="Times New Roman" w:cs="Times New Roman"/>
+          <w:sz w:val="28"/>
+          <w:szCs w:val="28"/>
+        </w:rPr>
+        <w:t xml:space="preserve"> Также получены ответы на задачи из лабораторной работы в ходе практического применения полученных навыков.</w:t>
+      </w:r>
+      <w:bookmarkStart w:id="0" w:name="_GoBack"/>
+      <w:bookmarkEnd w:id="0"/>
     </w:p>
     <w:sectPr>
       <w:pgSz w:w="11906" w:h="16838"/>
@@ -5522,7 +5567,7 @@
 </file>
 
 <file path=customXml/itemProps1.xml><?xml version="1.0" encoding="utf-8"?>
-<ds:datastoreItem xmlns:ds="http://schemas.openxmlformats.org/officeDocument/2006/customXml" ds:itemID="{1BA79E11-5F8C-45F6-9096-04D95301E8D4}">
+<ds:datastoreItem xmlns:ds="http://schemas.openxmlformats.org/officeDocument/2006/customXml" ds:itemID="{02415E09-15D1-4E90-9221-D4388A1C782C}">
   <ds:schemaRefs>
     <ds:schemaRef ds:uri="http://schemas.openxmlformats.org/officeDocument/2006/bibliography"/>
   </ds:schemaRefs>
